--- a/墨穹人机交互系统_SOR_V1.0_重构.docx
+++ b/墨穹人机交互系统_SOR_V1.0_重构.docx
@@ -3072,7 +3072,7 @@
                 <w:b w:val="0"/>
                 <w:sz w:val="20"/>
               </w:rPr>
-              <w:t>唤醒延迟（安静 / 噪声）</w:t>
+              <w:t>唤醒延迟（安静）</w:t>
             </w:r>
           </w:p>
         </w:tc>
@@ -3090,6 +3090,43 @@
                 <w:sz w:val="20"/>
               </w:rPr>
               <w:t>≤ 350 ms</w:t>
+            </w:r>
+          </w:p>
+        </w:tc>
+      </w:tr>
+      <w:tr>
+        <w:tc>
+          <w:tcPr>
+            <w:tcW w:type="dxa" w:w="5040"/>
+          </w:tcPr>
+          <w:p>
+            <w:pPr>
+              <w:jc w:val="left"/>
+            </w:pPr>
+            <w:r/>
+            <w:r>
+              <w:rPr>
+                <w:rFonts w:ascii="微软雅黑" w:hAnsi="微软雅黑" w:eastAsia="微软雅黑"/>
+                <w:b w:val="0"/>
+                <w:sz w:val="20"/>
+              </w:rPr>
+              <w:t>唤醒延迟（噪声）</w:t>
+            </w:r>
+          </w:p>
+        </w:tc>
+        <w:tc>
+          <w:tcPr>
+            <w:tcW w:type="dxa" w:w="4320"/>
+          </w:tcPr>
+          <w:p>
+            <w:r/>
+            <w:r>
+              <w:rPr>
+                <w:rFonts w:ascii="微软雅黑" w:hAnsi="微软雅黑" w:eastAsia="微软雅黑"/>
+                <w:b w:val="0"/>
+                <w:sz w:val="20"/>
+              </w:rPr>
+              <w:t>≤ 600 ms</w:t>
             </w:r>
           </w:p>
         </w:tc>
@@ -11584,7 +11621,7 @@
                 <w:b w:val="0"/>
                 <w:sz w:val="20"/>
               </w:rPr>
-              <w:t>零上传</w:t>
+              <w:t>PTP</w:t>
             </w:r>
           </w:p>
         </w:tc>
@@ -11600,7 +11637,7 @@
                 <w:b w:val="0"/>
                 <w:sz w:val="20"/>
               </w:rPr>
-              <w:t>M1/M2/M3 不得将任何语音或视频发送至云端。验证方式：代码审计 + 网络流量抓包。</w:t>
+              <w:t>IEEE 1588 精密时间协议，用于声视硬件时钟同步，可使对齐误差达 ≤ 20 ms。</w:t>
             </w:r>
           </w:p>
         </w:tc>
@@ -11622,7 +11659,7 @@
                 <w:b w:val="0"/>
                 <w:sz w:val="20"/>
               </w:rPr>
-              <w:t>RTT 单独计算</w:t>
+              <w:t>零上传</w:t>
             </w:r>
           </w:p>
         </w:tc>
@@ -11630,6 +11667,43 @@
           <w:tcPr>
             <w:tcW w:type="dxa" w:w="6768"/>
             <w:shd w:val="clear" w:color="auto" w:fill="EBF3FB"/>
+          </w:tcPr>
+          <w:p>
+            <w:r/>
+            <w:r>
+              <w:rPr>
+                <w:rFonts w:ascii="微软雅黑" w:hAnsi="微软雅黑" w:eastAsia="微软雅黑"/>
+                <w:b w:val="0"/>
+                <w:sz w:val="20"/>
+              </w:rPr>
+              <w:t>M1/M2/M3 不得将任何语音或视频发送至云端。验证方式：代码审计 + 网络流量抓包。</w:t>
+            </w:r>
+          </w:p>
+        </w:tc>
+      </w:tr>
+      <w:tr>
+        <w:tc>
+          <w:tcPr>
+            <w:tcW w:type="dxa" w:w="2592"/>
+          </w:tcPr>
+          <w:p>
+            <w:pPr>
+              <w:jc w:val="left"/>
+            </w:pPr>
+            <w:r/>
+            <w:r>
+              <w:rPr>
+                <w:rFonts w:ascii="微软雅黑" w:hAnsi="微软雅黑" w:eastAsia="微软雅黑"/>
+                <w:b w:val="0"/>
+                <w:sz w:val="20"/>
+              </w:rPr>
+              <w:t>RTT 单独计算</w:t>
+            </w:r>
+          </w:p>
+        </w:tc>
+        <w:tc>
+          <w:tcPr>
+            <w:tcW w:type="dxa" w:w="6768"/>
           </w:tcPr>
           <w:p>
             <w:r/>

--- a/墨穹人机交互系统_SOR_V1.0_重构.docx
+++ b/墨穹人机交互系统_SOR_V1.0_重构.docx
@@ -5573,7 +5573,7 @@
                 <w:b w:val="0"/>
                 <w:sz w:val="20"/>
               </w:rPr>
-              <w:t>融合识别延迟（含唇语辅助）</w:t>
+              <w:t>融合识别延迟（含唇语辅助，安静）</w:t>
             </w:r>
           </w:p>
         </w:tc>
@@ -5628,7 +5628,7 @@
                 <w:b w:val="0"/>
                 <w:sz w:val="20"/>
               </w:rPr>
-              <w:t>多模态端到端交互（含 LLM+TTS）</w:t>
+              <w:t>融合识别延迟（含唇语辅助，噪声）</w:t>
             </w:r>
           </w:p>
         </w:tc>
@@ -5636,6 +5636,59 @@
           <w:tcPr>
             <w:tcW w:type="dxa" w:w="2448"/>
             <w:shd w:val="clear" w:color="auto" w:fill="EBF3FB"/>
+          </w:tcPr>
+          <w:p>
+            <w:r/>
+            <w:r>
+              <w:rPr>
+                <w:rFonts w:ascii="微软雅黑" w:hAnsi="微软雅黑" w:eastAsia="微软雅黑"/>
+                <w:b w:val="0"/>
+                <w:sz w:val="20"/>
+              </w:rPr>
+              <w:t>P99 ≤ 2,000 ms</w:t>
+            </w:r>
+          </w:p>
+        </w:tc>
+      </w:tr>
+      <w:tr>
+        <w:tc>
+          <w:tcPr>
+            <w:tcW w:type="dxa" w:w="2880"/>
+          </w:tcPr>
+          <w:p>
+            <w:pPr>
+              <w:jc w:val="left"/>
+            </w:pPr>
+            <w:r/>
+            <w:r>
+              <w:rPr>
+                <w:rFonts w:ascii="微软雅黑" w:hAnsi="微软雅黑" w:eastAsia="微软雅黑"/>
+                <w:b w:val="0"/>
+                <w:sz w:val="20"/>
+              </w:rPr>
+              <w:t>多模态融合路径</w:t>
+            </w:r>
+          </w:p>
+        </w:tc>
+        <w:tc>
+          <w:tcPr>
+            <w:tcW w:type="dxa" w:w="4032"/>
+          </w:tcPr>
+          <w:p>
+            <w:r/>
+            <w:r>
+              <w:rPr>
+                <w:rFonts w:ascii="微软雅黑" w:hAnsi="微软雅黑" w:eastAsia="微软雅黑"/>
+                <w:b w:val="0"/>
+                <w:sz w:val="20"/>
+              </w:rPr>
+              <w:t>多模态端到端交互（含 LLM+TTS）</w:t>
+            </w:r>
+          </w:p>
+        </w:tc>
+        <w:tc>
+          <w:tcPr>
+            <w:tcW w:type="dxa" w:w="2448"/>
           </w:tcPr>
           <w:p>
             <w:r/>
@@ -5773,7 +5826,7 @@
                 <w:b w:val="0"/>
                 <w:sz w:val="20"/>
               </w:rPr>
-              <w:t>处理延迟</w:t>
+              <w:t>处理延迟（安静）</w:t>
             </w:r>
           </w:p>
         </w:tc>
@@ -5811,7 +5864,9 @@
                 <w:b w:val="0"/>
                 <w:sz w:val="20"/>
               </w:rPr>
-              <w:t>M2 唤醒</w:t>
+              <w:t>M1 多模态前端</w:t>
+              <w:br/>
+              <w:t>（声学四级+DOA+声视融合）</w:t>
             </w:r>
           </w:p>
         </w:tc>
@@ -5828,7 +5883,7 @@
                 <w:b w:val="0"/>
                 <w:sz w:val="20"/>
               </w:rPr>
-              <w:t>安静场景</w:t>
+              <w:t>处理延迟（噪声）</w:t>
             </w:r>
           </w:p>
         </w:tc>
@@ -5845,7 +5900,7 @@
                 <w:b w:val="0"/>
                 <w:sz w:val="20"/>
               </w:rPr>
-              <w:t>P99 ≤ 350 ms</w:t>
+              <w:t>P99 ≤ 80 ms</w:t>
             </w:r>
           </w:p>
         </w:tc>
@@ -5882,7 +5937,7 @@
                 <w:b w:val="0"/>
                 <w:sz w:val="20"/>
               </w:rPr>
-              <w:t>噪声场景</w:t>
+              <w:t>安静场景</w:t>
             </w:r>
           </w:p>
         </w:tc>
@@ -5898,7 +5953,7 @@
                 <w:b w:val="0"/>
                 <w:sz w:val="20"/>
               </w:rPr>
-              <w:t>P99 ≤ 600 ms</w:t>
+              <w:t>P99 ≤ 350 ms</w:t>
             </w:r>
           </w:p>
         </w:tc>
@@ -5920,6 +5975,61 @@
                 <w:b w:val="0"/>
                 <w:sz w:val="20"/>
               </w:rPr>
+              <w:t>M2 唤醒</w:t>
+            </w:r>
+          </w:p>
+        </w:tc>
+        <w:tc>
+          <w:tcPr>
+            <w:tcW w:type="dxa" w:w="2880"/>
+            <w:shd w:val="clear" w:color="auto" w:fill="EBF3FB"/>
+          </w:tcPr>
+          <w:p>
+            <w:r/>
+            <w:r>
+              <w:rPr>
+                <w:rFonts w:ascii="微软雅黑" w:hAnsi="微软雅黑" w:eastAsia="微软雅黑"/>
+                <w:b w:val="0"/>
+                <w:sz w:val="20"/>
+              </w:rPr>
+              <w:t>噪声场景</w:t>
+            </w:r>
+          </w:p>
+        </w:tc>
+        <w:tc>
+          <w:tcPr>
+            <w:tcW w:type="dxa" w:w="3600"/>
+            <w:shd w:val="clear" w:color="auto" w:fill="EBF3FB"/>
+          </w:tcPr>
+          <w:p>
+            <w:r/>
+            <w:r>
+              <w:rPr>
+                <w:rFonts w:ascii="微软雅黑" w:hAnsi="微软雅黑" w:eastAsia="微软雅黑"/>
+                <w:b w:val="0"/>
+                <w:sz w:val="20"/>
+              </w:rPr>
+              <w:t>P99 ≤ 600 ms</w:t>
+            </w:r>
+          </w:p>
+        </w:tc>
+      </w:tr>
+      <w:tr>
+        <w:tc>
+          <w:tcPr>
+            <w:tcW w:type="dxa" w:w="2880"/>
+          </w:tcPr>
+          <w:p>
+            <w:pPr>
+              <w:jc w:val="left"/>
+            </w:pPr>
+            <w:r/>
+            <w:r>
+              <w:rPr>
+                <w:rFonts w:ascii="微软雅黑" w:hAnsi="微软雅黑" w:eastAsia="微软雅黑"/>
+                <w:b w:val="0"/>
+                <w:sz w:val="20"/>
+              </w:rPr>
               <w:t>M3 ASR 出文</w:t>
               <w:br/>
               <w:t>（安静）</w:t>
@@ -5929,7 +6039,6 @@
         <w:tc>
           <w:tcPr>
             <w:tcW w:type="dxa" w:w="2880"/>
-            <w:shd w:val="clear" w:color="auto" w:fill="EBF3FB"/>
           </w:tcPr>
           <w:p>
             <w:r/>
@@ -5946,7 +6055,6 @@
         <w:tc>
           <w:tcPr>
             <w:tcW w:type="dxa" w:w="3600"/>
-            <w:shd w:val="clear" w:color="auto" w:fill="EBF3FB"/>
           </w:tcPr>
           <w:p>
             <w:r/>
@@ -5965,6 +6073,7 @@
         <w:tc>
           <w:tcPr>
             <w:tcW w:type="dxa" w:w="2880"/>
+            <w:shd w:val="clear" w:color="auto" w:fill="EBF3FB"/>
           </w:tcPr>
           <w:p>
             <w:pPr>
@@ -5986,6 +6095,7 @@
         <w:tc>
           <w:tcPr>
             <w:tcW w:type="dxa" w:w="2880"/>
+            <w:shd w:val="clear" w:color="auto" w:fill="EBF3FB"/>
           </w:tcPr>
           <w:p>
             <w:r/>
@@ -6002,6 +6112,7 @@
         <w:tc>
           <w:tcPr>
             <w:tcW w:type="dxa" w:w="3600"/>
+            <w:shd w:val="clear" w:color="auto" w:fill="EBF3FB"/>
           </w:tcPr>
           <w:p>
             <w:r/>
@@ -6020,7 +6131,6 @@
         <w:tc>
           <w:tcPr>
             <w:tcW w:type="dxa" w:w="2880"/>
-            <w:shd w:val="clear" w:color="auto" w:fill="EBF3FB"/>
           </w:tcPr>
           <w:p>
             <w:pPr>
@@ -6040,7 +6150,6 @@
         <w:tc>
           <w:tcPr>
             <w:tcW w:type="dxa" w:w="2880"/>
-            <w:shd w:val="clear" w:color="auto" w:fill="EBF3FB"/>
           </w:tcPr>
           <w:p>
             <w:r/>
@@ -6057,7 +6166,6 @@
         <w:tc>
           <w:tcPr>
             <w:tcW w:type="dxa" w:w="3600"/>
-            <w:shd w:val="clear" w:color="auto" w:fill="EBF3FB"/>
           </w:tcPr>
           <w:p>
             <w:r/>
@@ -6076,6 +6184,7 @@
         <w:tc>
           <w:tcPr>
             <w:tcW w:type="dxa" w:w="2880"/>
+            <w:shd w:val="clear" w:color="auto" w:fill="EBF3FB"/>
           </w:tcPr>
           <w:p>
             <w:pPr>
@@ -6097,6 +6206,7 @@
         <w:tc>
           <w:tcPr>
             <w:tcW w:type="dxa" w:w="2880"/>
+            <w:shd w:val="clear" w:color="auto" w:fill="EBF3FB"/>
           </w:tcPr>
           <w:p>
             <w:r/>
@@ -6113,6 +6223,7 @@
         <w:tc>
           <w:tcPr>
             <w:tcW w:type="dxa" w:w="3600"/>
+            <w:shd w:val="clear" w:color="auto" w:fill="EBF3FB"/>
           </w:tcPr>
           <w:p>
             <w:r/>
@@ -6131,7 +6242,6 @@
         <w:tc>
           <w:tcPr>
             <w:tcW w:type="dxa" w:w="2880"/>
-            <w:shd w:val="clear" w:color="auto" w:fill="EBF3FB"/>
           </w:tcPr>
           <w:p>
             <w:pPr>
@@ -6153,7 +6263,6 @@
         <w:tc>
           <w:tcPr>
             <w:tcW w:type="dxa" w:w="2880"/>
-            <w:shd w:val="clear" w:color="auto" w:fill="EBF3FB"/>
           </w:tcPr>
           <w:p>
             <w:r/>
@@ -6170,7 +6279,6 @@
         <w:tc>
           <w:tcPr>
             <w:tcW w:type="dxa" w:w="3600"/>
-            <w:shd w:val="clear" w:color="auto" w:fill="EBF3FB"/>
           </w:tcPr>
           <w:p>
             <w:r/>
